--- a/acts-sermons/docx/49_2027-09-19_주예수를믿으라그리하면너와네집이구원을받으리라_행16장27-40절.docx
+++ b/acts-sermons/docx/49_2027-09-19_주예수를믿으라그리하면너와네집이구원을받으리라_행16장27-40절.docx
@@ -356,33 +356,33 @@
           <w:sz w:val="24"/>
           <w:szCs w:val="24"/>
         </w:rPr>
-        <w:t xml:space="preserve">열왕기하 7장에는 아람 군대에 포위된 사마리아 성의 이야기가 나옵니다. 성 안에는 기근이 극심해서 사람들이 상상할 수 없는 끔찍한 일까지 벌어지고 있었습니다. 그 성문 어귀에 나병환자 네 사람이 앉아 있었습니다. 그들은 성 안에도 들어갈 수 없는 버림받은 사람들이었습니다.</w:t>
-      </w:r>
-    </w:p>
-    <w:p>
-      <w:pPr>
-        <w:spacing w:after="160" w:line="360"/>
-      </w:pPr>
-      <w:r>
-        <w:rPr>
-          <w:rFonts w:ascii="맑은 고딕" w:cs="맑은 고딕" w:eastAsia="맑은 고딕" w:hAnsi="맑은 고딕"/>
-          <w:sz w:val="24"/>
-          <w:szCs w:val="24"/>
-        </w:rPr>
-        <w:t xml:space="preserve">그들은 서로 말했습니다. “우리가 어찌하여 여기 앉아서 죽기를 기다리랴.” 성 안으로 들어가도 굶어 죽고, 여기 앉아 있어도 죽을 것이니 차라리 아람 진영으로 가 보자는 것이었습니다. 그것은 절망 끝에서 내린 결정이었습니다. 그런데 그들이 아람 진영에 갔을 때 그곳은 텅 비어 있었습니다. 하나님께서 아람 군대에게 큰 군대의 소리를 듣게 하셔서 그들이 모든 것을 버리고 도망쳤기 때문입니다.</w:t>
-      </w:r>
-    </w:p>
-    <w:p>
-      <w:pPr>
-        <w:spacing w:after="160" w:line="360"/>
-      </w:pPr>
-      <w:r>
-        <w:rPr>
-          <w:rFonts w:ascii="맑은 고딕" w:cs="맑은 고딕" w:eastAsia="맑은 고딕" w:hAnsi="맑은 고딕"/>
-          <w:sz w:val="24"/>
-          <w:szCs w:val="24"/>
-        </w:rPr>
-        <w:t xml:space="preserve">나병환자들은 먹고 마시다가 서로 말했습니다. “우리가 이렇게 해서는 아니되겠도다 오늘은 아름다운 소식이 있는 날이거늘 우리가 침묵하고 있도다”(왕하 7:9). 그들은 성으로 돌아가 그 소식을 전했고, 온 성이 살아났습니다. 가장 절망적인 사람들이 가장 먼저 구원의 소식을 발견했습니다. 하나님은 ‘어찌하여 여기 앉아서 죽기를 기다리랴’는 절망의 질문을 구원의 길로 바꾸십니다.</w:t>
+        <w:t xml:space="preserve">여호수아 9장에는 기브온 사람들이 나옵니다. 그들은 가나안 땅의 주민이었습니다. 이스라엘이 여리고와 아이를 무너뜨렸다는 소식을 듣고 그들은 두려움에 떨었습니다. 다른 가나안 왕들은 연합하여 이스라엘과 싸우려 했지만, 기브온 사람들은 싸워서는 살 수 없다는 것을 알았습니다. 그들은 살 길을 찾기 시작했습니다.</w:t>
+      </w:r>
+    </w:p>
+    <w:p>
+      <w:pPr>
+        <w:spacing w:after="160" w:line="360"/>
+      </w:pPr>
+      <w:r>
+        <w:rPr>
+          <w:rFonts w:ascii="맑은 고딕" w:cs="맑은 고딕" w:eastAsia="맑은 고딕" w:hAnsi="맑은 고딕"/>
+          <w:sz w:val="24"/>
+          <w:szCs w:val="24"/>
+        </w:rPr>
+        <w:t xml:space="preserve">그들은 낡은 부대와 해어지고 기운 가죽 포도주 부대, 낡은 신과 낡은 옷, 마르고 곰팡이 난 떡을 준비했습니다. 그리고 먼 나라에서 온 것처럼 꾸며 여호수아에게 찾아가 언약을 맺어 달라고 했습니다. 이스라엘은 여호와께 묻지 않고 그들과 화친하여 살려 주기로 맹세했습니다(수 9:14-15). 사흘 뒤에 속임이 드러났지만, 이스라엘은 하나님의 이름으로 한 맹세 때문에 그들을 죽이지 않았습니다.</w:t>
+      </w:r>
+    </w:p>
+    <w:p>
+      <w:pPr>
+        <w:spacing w:after="160" w:line="360"/>
+      </w:pPr>
+      <w:r>
+        <w:rPr>
+          <w:rFonts w:ascii="맑은 고딕" w:cs="맑은 고딕" w:eastAsia="맑은 고딕" w:hAnsi="맑은 고딕"/>
+          <w:sz w:val="24"/>
+          <w:szCs w:val="24"/>
+        </w:rPr>
+        <w:t xml:space="preserve">속임이 드러난 뒤 기브온 사람들은 솔직하게 고백했습니다. 여호와께서 이 땅을 이스라엘에게 주라고 명하신 것을 듣고 생명 때문에 심히 두려워서 이 일을 했다는 것입니다(수 9:24). 그들의 방법은 옳지 않았습니다. 그러나 그들은 하나님의 심판 앞에서 살 길을 물은 사람들이었습니다. 하나님은 그들을 살려 두셨고, 그들은 여호와의 제단을 위하여 나무를 패고 물을 긷는 자가 되었습니다(수 9:27). 심판 앞에서 떨던 사람들이 하나님의 집을 섬기는 사람들이 되었습니다. 빌립보의 간수도 무서워 떨며 내가 어떻게 하여야 구원을 받으리이까 하고 물었습니다. 하나님은 그 두려움을 구원의 문으로 바꾸십니다.</w:t>
       </w:r>
     </w:p>
     <w:p>
@@ -1016,33 +1016,33 @@
           <w:sz w:val="24"/>
           <w:szCs w:val="24"/>
         </w:rPr>
-        <w:t xml:space="preserve">열왕기하 5장의 아람 군대 장관 나아만은 큰 용사였지만 나병환자였습니다. 그의 집에는 이스라엘에서 사로잡혀 온 어린 여종이 있었는데, 그 소녀가 사마리아의 선지자에게 가면 고침을 받을 것이라고 말했습니다. 나아만은 많은 예물을 가지고 엘리사를 찾아갔습니다.</w:t>
-      </w:r>
-    </w:p>
-    <w:p>
-      <w:pPr>
-        <w:spacing w:after="160" w:line="360"/>
-      </w:pPr>
-      <w:r>
-        <w:rPr>
-          <w:rFonts w:ascii="맑은 고딕" w:cs="맑은 고딕" w:eastAsia="맑은 고딕" w:hAnsi="맑은 고딕"/>
-          <w:sz w:val="24"/>
-          <w:szCs w:val="24"/>
-        </w:rPr>
-        <w:t xml:space="preserve">그러나 엘리사는 나와 보지도 않고 요단강에 가서 몸을 일곱 번 씻으라고만 전했습니다. 나아만은 분노했습니다. 그는 무언가 거창한 일을 기대했습니다. 그때 종들이 그를 설득했습니다. 선지자가 큰일을 행하라 했어도 행하지 않았겠느냐, 하물며 씻어 깨끗하게 하라는 말씀이겠느냐는 것이었습니다. 나아만은 요단강에 일곱 번 몸을 잠갔고, 그의 살이 어린아이의 살 같이 회복되어 깨끗하게 되었습니다.</w:t>
-      </w:r>
-    </w:p>
-    <w:p>
-      <w:pPr>
-        <w:spacing w:after="160" w:line="360"/>
-      </w:pPr>
-      <w:r>
-        <w:rPr>
-          <w:rFonts w:ascii="맑은 고딕" w:cs="맑은 고딕" w:eastAsia="맑은 고딕" w:hAnsi="맑은 고딕"/>
-          <w:sz w:val="24"/>
-          <w:szCs w:val="24"/>
-        </w:rPr>
-        <w:t xml:space="preserve">그런데 더 큰 변화는 그의 마음에 일어났습니다. 그는 엘리사에게 돌아와 고백했습니다. “내가 이제 이스라엘 외에는 온 천하에 신이 없는 줄을 아나이다”(왕하 5:15). 씻김을 받은 사람은 다른 사람이 되었습니다. 간수처럼 나아만도 ‘무엇을 하여야’ 하는지 물었지만, 하나님의 길은 단순한 믿음의 순종이었습니다. 그리고 그 믿음은 그의 몸과 마음과 예배를 모두 바꾸었습니다.</w:t>
+        <w:t xml:space="preserve">요한복음 13장은 십자가를 하루 앞둔 저녁의 장면을 보여 줍니다. 예수님은 저녁 잡수시던 자리에서 일어나 겉옷을 벗고 수건을 허리에 두르셨습니다. 그리고 대야에 물을 담아 제자들의 발을 씻기기 시작하셨습니다. 그 시대에 손님의 발을 씻기는 일은 대개 집안의 가장 낮은 종이 하던 일이었습니다.</w:t>
+      </w:r>
+    </w:p>
+    <w:p>
+      <w:pPr>
+        <w:spacing w:after="160" w:line="360"/>
+      </w:pPr>
+      <w:r>
+        <w:rPr>
+          <w:rFonts w:ascii="맑은 고딕" w:cs="맑은 고딕" w:eastAsia="맑은 고딕" w:hAnsi="맑은 고딕"/>
+          <w:sz w:val="24"/>
+          <w:szCs w:val="24"/>
+        </w:rPr>
+        <w:t xml:space="preserve">베드로는 깜짝 놀라 주님은 절대로 내 발을 씻기지 못하신다고 말했습니다. 그러자 주님은 대답하셨습니다. “내가 너를 씻어 주지 아니하면 네가 나와 상관이 없느니라”(요 13:8). 그 말씀을 듣자 베드로는 발뿐 아니라 손과 머리까지 씻어 달라고 했습니다. 주님의 제자가 되는 길은 내가 무엇을 해 드리는 데서 시작하지 않습니다. 먼저 주님께 씻김을 받는 데서 시작합니다.</w:t>
+      </w:r>
+    </w:p>
+    <w:p>
+      <w:pPr>
+        <w:spacing w:after="160" w:line="360"/>
+      </w:pPr>
+      <w:r>
+        <w:rPr>
+          <w:rFonts w:ascii="맑은 고딕" w:cs="맑은 고딕" w:eastAsia="맑은 고딕" w:hAnsi="맑은 고딕"/>
+          <w:sz w:val="24"/>
+          <w:szCs w:val="24"/>
+        </w:rPr>
+        <w:t xml:space="preserve">발을 다 씻기신 뒤 주님은 말씀하셨습니다. 주와 선생인 내가 너희 발을 씻었으니 너희도 서로 발을 씻어 주는 것이 옳다는 것입니다(요 13:14). 그리고 이것을 알고 행하면 복이 있다고 하셨습니다(요 13:17). 주님께 씻김을 받은 사람은 다른 사람을 씻기는 사람이 됩니다. 빌립보의 간수도 그랬습니다. 그는 그 밤에 바울과 실라의 맞은 자리를 씻어 주었고, 자기와 온 가족이 세례를 받았습니다. 씻김을 받은 사람이 씻기는 사람이 되었고, 그 집에는 하나님을 믿는 기쁨이 넘쳤습니다.</w:t>
       </w:r>
     </w:p>
     <w:p>

--- a/acts-sermons/docx/49_2027-09-19_주예수를믿으라그리하면너와네집이구원을받으리라_행16장27-40절.docx
+++ b/acts-sermons/docx/49_2027-09-19_주예수를믿으라그리하면너와네집이구원을받으리라_행16장27-40절.docx
@@ -712,7 +712,7 @@
           <w:sz w:val="24"/>
           <w:szCs w:val="24"/>
         </w:rPr>
-        <w:t xml:space="preserve">여리고 성이 무너지던 날, 라합과 그의 부모와 형제와 그에게 속한 모든 사람이 구원을 받았습니다(수 6:23). 라합의 믿음이 그 집 전체를 구원의 자리로 이끌었습니다. 그리고 놀랍게도 마태복음 1장의 족보에 라합의 이름이 예수 그리스도의 조상으로 기록되어 있습니다. 붉은 줄은 장차 흘려질 그리스도의 피를 미리 보여 주는 그림자였습니다. 오늘도 그 피 아래 있는 사람은 누구든지 구원을 받습니다.</w:t>
+        <w:t xml:space="preserve">여리고 성이 무너지던 날, 라합과 그의 부모와 형제와 그에게 속한 모든 사람이 구원을 받았습니다(수 6:23). 라합의 믿음이 그 집 전체를 구원의 자리로 이끌었습니다. 그리고 놀랍게도 마태복음 1장의 족보에 라합의 이름이 예수 그리스도의 조상으로 기록되어 있습니다. 교회의 많은 설교자들은 이 붉은 줄에서 장차 흘려질 그리스도의 피를 떠올렸습니다. 오늘도 그 피 아래 있는 사람은 누구든지 구원을 받습니다.</w:t>
       </w:r>
     </w:p>
     <w:p>
